--- a/public/fun/forms/이력서_물류·구매_8_신입활동형.docx
+++ b/public/fun/forms/이력서_물류·구매_8_신입활동형.docx
@@ -404,7 +404,19 @@
             <w:tcW w:type="dxa" w:w="2070"/>
             <w:vAlign w:val="center"/>
           </w:tcPr>
-          <w:p/>
+          <w:p>
+            <w:pPr>
+              <w:spacing w:before="0" w:after="0"/>
+              <w:jc w:val="left"/>
+            </w:pPr>
+            <w:r>
+              <w:rPr>
+                <w:color w:val="A9B0B8"/>
+                <w:sz w:val="16"/>
+              </w:rPr>
+              <w:t>예) 2023.05.</w:t>
+            </w:r>
+          </w:p>
         </w:tc>
         <w:tc>
           <w:tcPr>
@@ -418,7 +430,19 @@
             <w:tcW w:type="dxa" w:w="4140"/>
             <w:vAlign w:val="center"/>
           </w:tcPr>
-          <w:p/>
+          <w:p>
+            <w:pPr>
+              <w:spacing w:before="0" w:after="0"/>
+              <w:jc w:val="left"/>
+            </w:pPr>
+            <w:r>
+              <w:rPr>
+                <w:color w:val="A9B0B8"/>
+                <w:sz w:val="16"/>
+              </w:rPr>
+              <w:t>배운 점 · 활동 내용</w:t>
+            </w:r>
+          </w:p>
         </w:tc>
       </w:tr>
       <w:tr>

--- a/public/fun/forms/이력서_물류·구매_8_신입활동형.docx
+++ b/public/fun/forms/이력서_물류·구매_8_신입활동형.docx
@@ -52,10 +52,10 @@
       </w:tblPr>
       <w:tblGrid>
         <w:gridCol w:w="1695"/>
-        <w:gridCol w:w="1200"/>
+        <w:gridCol w:w="1230"/>
         <w:gridCol w:w="3255"/>
-        <w:gridCol w:w="1200"/>
-        <w:gridCol w:w="3000"/>
+        <w:gridCol w:w="1230"/>
+        <w:gridCol w:w="2940"/>
       </w:tblGrid>
       <w:tr>
         <w:trPr>
@@ -86,7 +86,7 @@
         </w:tc>
         <w:tc>
           <w:tcPr>
-            <w:tcW w:type="dxa" w:w="1200"/>
+            <w:tcW w:type="dxa" w:w="1230"/>
             <w:shd w:val="clear" w:color="auto" w:fill="F1F2F6"/>
             <w:vAlign w:val="center"/>
           </w:tcPr>
@@ -114,7 +114,7 @@
         </w:tc>
         <w:tc>
           <w:tcPr>
-            <w:tcW w:type="dxa" w:w="1200"/>
+            <w:tcW w:type="dxa" w:w="1230"/>
             <w:shd w:val="clear" w:color="auto" w:fill="F1F2F6"/>
             <w:vAlign w:val="center"/>
           </w:tcPr>
@@ -135,7 +135,7 @@
         </w:tc>
         <w:tc>
           <w:tcPr>
-            <w:tcW w:type="dxa" w:w="3000"/>
+            <w:tcW w:type="dxa" w:w="2940"/>
             <w:vAlign w:val="center"/>
           </w:tcPr>
           <w:p/>
@@ -155,7 +155,7 @@
         </w:tc>
         <w:tc>
           <w:tcPr>
-            <w:tcW w:type="dxa" w:w="1200"/>
+            <w:tcW w:type="dxa" w:w="1230"/>
             <w:shd w:val="clear" w:color="auto" w:fill="F1F2F6"/>
             <w:vAlign w:val="center"/>
           </w:tcPr>
@@ -183,7 +183,7 @@
         </w:tc>
         <w:tc>
           <w:tcPr>
-            <w:tcW w:type="dxa" w:w="1200"/>
+            <w:tcW w:type="dxa" w:w="1230"/>
             <w:shd w:val="clear" w:color="auto" w:fill="F1F2F6"/>
             <w:vAlign w:val="center"/>
           </w:tcPr>
@@ -204,7 +204,7 @@
         </w:tc>
         <w:tc>
           <w:tcPr>
-            <w:tcW w:type="dxa" w:w="3000"/>
+            <w:tcW w:type="dxa" w:w="2940"/>
             <w:vAlign w:val="center"/>
           </w:tcPr>
           <w:p/>
@@ -224,7 +224,7 @@
         </w:tc>
         <w:tc>
           <w:tcPr>
-            <w:tcW w:type="dxa" w:w="1200"/>
+            <w:tcW w:type="dxa" w:w="1230"/>
             <w:shd w:val="clear" w:color="auto" w:fill="F1F2F6"/>
             <w:vAlign w:val="center"/>
           </w:tcPr>
@@ -252,7 +252,7 @@
         </w:tc>
         <w:tc>
           <w:tcPr>
-            <w:tcW w:type="dxa" w:w="1200"/>
+            <w:tcW w:type="dxa" w:w="1230"/>
             <w:shd w:val="clear" w:color="auto" w:fill="F1F2F6"/>
             <w:vAlign w:val="center"/>
           </w:tcPr>
@@ -273,7 +273,7 @@
         </w:tc>
         <w:tc>
           <w:tcPr>
-            <w:tcW w:type="dxa" w:w="3000"/>
+            <w:tcW w:type="dxa" w:w="2940"/>
             <w:vAlign w:val="center"/>
           </w:tcPr>
           <w:p/>

--- a/public/fun/forms/이력서_물류·구매_8_신입활동형.docx
+++ b/public/fun/forms/이력서_물류·구매_8_신입활동형.docx
@@ -414,7 +414,7 @@
                 <w:color w:val="A9B0B8"/>
                 <w:sz w:val="16"/>
               </w:rPr>
-              <w:t>예) 2023.05.</w:t>
+              <w:t>예) ○○○○.○○.</w:t>
             </w:r>
           </w:p>
         </w:tc>
@@ -1835,7 +1835,7 @@
                 <w:color w:val="36508C"/>
                 <w:sz w:val="19"/>
               </w:rPr>
-              <w:t>2021~현재 · ○○물류센터 · 일 출고 3,000건 · 재고 정확도 96% → 99.2%, 운송비 연 7% 절감</w:t>
+              <w:t>기간 입력 · ○○물류센터 · 일 출고 3,000건 · 재고 정확도 96% → 99.2%, 운송비 연 7% 절감</w:t>
             </w:r>
           </w:p>
         </w:tc>
